--- a/fra/docx/52.content.docx
+++ b/fra/docx/52.content.docx
@@ -19,7 +19,7 @@
         <w:rPr>
           <w:lang w:val="fr_FR" w:bidi="fr_FR"/>
         </w:rPr>
-        <w:t>Resource: Notes d'étude - Introductions aux livres (Tyndale)</w:t>
+        <w:t>Resource: Tyndale Open Study Notes</w:t>
       </w:r>
       <w:r>
         <w:rPr>
@@ -112,7 +112,7 @@
         <w:rPr>
           <w:lang w:val="fr_FR" w:bidi="fr_FR"/>
         </w:rPr>
-        <w:t>Notes d'étude - Introductions aux livres (Tyndale)</w:t>
+        <w:t>Tyndale Open Study Notes</w:t>
       </w:r>
     </w:p>
     <w:p>

--- a/fra/docx/52.content.docx
+++ b/fra/docx/52.content.docx
@@ -19,7 +19,7 @@
         <w:rPr>
           <w:lang w:val="fr_FR" w:bidi="fr_FR"/>
         </w:rPr>
-        <w:t>Resource: Tyndale Open Study Notes</w:t>
+        <w:t>Resource: Aquifer Open Study Notes (Book Intros)</w:t>
       </w:r>
       <w:r>
         <w:rPr>
@@ -112,7 +112,7 @@
         <w:rPr>
           <w:lang w:val="fr_FR" w:bidi="fr_FR"/>
         </w:rPr>
-        <w:t>Tyndale Open Study Notes</w:t>
+        <w:t>Aquifer Open Study Notes (Book Intros)</w:t>
       </w:r>
     </w:p>
     <w:p>

--- a/fra/docx/52.content.docx
+++ b/fra/docx/52.content.docx
@@ -272,18 +272,12 @@
         </w:rPr>
         <w:t>La population mixte de Thessalonique comprenait des Macédoniens, des Romains, des Juifs et d’autres peuples qui y passaient. De nombreux Romains qui s’y sont installés sont devenus de riches bienfaiteurs de la ville. La population juive était suffisamment importante pour avoir une synagogue (</w:t>
       </w:r>
-      <w:hyperlink r:id="rId13">
-        <w:r>
-          <w:rPr>
-            <w:lang w:val="fr_FR" w:bidi="fr_FR"/>
-          </w:rPr>
-          <w:rPr>
-            <w:color w:val="0000EE"/>
-            <w:u w:val="single"/>
-          </w:rPr>
-          <w:t>Ac 17.1</w:t>
-        </w:r>
-      </w:hyperlink>
+      <w:r>
+        <w:rPr>
+          <w:lang w:val="fr_FR" w:bidi="fr_FR"/>
+        </w:rPr>
+        <w:t>Ac 17.1</w:t>
+      </w:r>
       <w:r>
         <w:rPr>
           <w:lang w:val="fr_FR" w:bidi="fr_FR"/>
@@ -304,36 +298,24 @@
         </w:rPr>
         <w:t xml:space="preserve">Luc a rapporté l’évangélisation de Thessalonique aux versets </w:t>
       </w:r>
-      <w:hyperlink r:id="rId14">
-        <w:r>
-          <w:rPr>
-            <w:lang w:val="fr_FR" w:bidi="fr_FR"/>
-          </w:rPr>
-          <w:rPr>
-            <w:color w:val="0000EE"/>
-            <w:u w:val="single"/>
-          </w:rPr>
-          <w:t>Ac 17.1–9</w:t>
-        </w:r>
-      </w:hyperlink>
+      <w:r>
+        <w:rPr>
+          <w:lang w:val="fr_FR" w:bidi="fr_FR"/>
+        </w:rPr>
+        <w:t>Ac 17.1–9</w:t>
+      </w:r>
       <w:r>
         <w:rPr>
           <w:lang w:val="fr_FR" w:bidi="fr_FR"/>
         </w:rPr>
         <w:t>. Lorsque Paul a prêché dans la synagogue, certains Juifs se sont convertis au Christ. La plupart des convertis de Thessalonique étaient cependant des Gentils qui avaient abandonné l’idolâtrie pour suivre le Christ (</w:t>
       </w:r>
-      <w:hyperlink r:id="rId15">
-        <w:r>
-          <w:rPr>
-            <w:lang w:val="fr_FR" w:bidi="fr_FR"/>
-          </w:rPr>
-          <w:rPr>
-            <w:color w:val="0000EE"/>
-            <w:u w:val="single"/>
-          </w:rPr>
-          <w:t>1Th 1.9</w:t>
-        </w:r>
-      </w:hyperlink>
+      <w:r>
+        <w:rPr>
+          <w:lang w:val="fr_FR" w:bidi="fr_FR"/>
+        </w:rPr>
+        <w:t>1Th 1.9</w:t>
+      </w:r>
       <w:r>
         <w:rPr>
           <w:lang w:val="fr_FR" w:bidi="fr_FR"/>
@@ -354,18 +336,12 @@
         </w:rPr>
         <w:t>Les Juifs qui n’ont pas accepté la Bonne Nouvelle ont déclenché une émeute contre les apôtres et ont accusé Paul et Silas de causer des troubles à l’ordre public (</w:t>
       </w:r>
-      <w:hyperlink r:id="rId16">
-        <w:r>
-          <w:rPr>
-            <w:lang w:val="fr_FR" w:bidi="fr_FR"/>
-          </w:rPr>
-          <w:rPr>
-            <w:color w:val="0000EE"/>
-            <w:u w:val="single"/>
-          </w:rPr>
-          <w:t>Ac 17.4–7</w:t>
-        </w:r>
-      </w:hyperlink>
+      <w:r>
+        <w:rPr>
+          <w:lang w:val="fr_FR" w:bidi="fr_FR"/>
+        </w:rPr>
+        <w:t>Ac 17.4–7</w:t>
+      </w:r>
       <w:r>
         <w:rPr>
           <w:lang w:val="fr_FR" w:bidi="fr_FR"/>
@@ -392,72 +368,48 @@
         </w:rPr>
         <w:t>Paul quitte une Église qui est très jeune dans la foi et subit déjà des persécutions (</w:t>
       </w:r>
-      <w:hyperlink r:id="rId17">
-        <w:r>
-          <w:rPr>
-            <w:lang w:val="fr_FR" w:bidi="fr_FR"/>
-          </w:rPr>
-          <w:rPr>
-            <w:color w:val="0000EE"/>
-            <w:u w:val="single"/>
-          </w:rPr>
-          <w:t>1Th 1.6</w:t>
-        </w:r>
-      </w:hyperlink>
+      <w:r>
+        <w:rPr>
+          <w:lang w:val="fr_FR" w:bidi="fr_FR"/>
+        </w:rPr>
+        <w:t>1Th 1.6</w:t>
+      </w:r>
       <w:r>
         <w:rPr>
           <w:lang w:val="fr_FR" w:bidi="fr_FR"/>
         </w:rPr>
         <w:t xml:space="preserve"> ; </w:t>
       </w:r>
-      <w:hyperlink r:id="rId18">
-        <w:r>
-          <w:rPr>
-            <w:lang w:val="fr_FR" w:bidi="fr_FR"/>
-          </w:rPr>
-          <w:rPr>
-            <w:color w:val="0000EE"/>
-            <w:u w:val="single"/>
-          </w:rPr>
-          <w:t>2.14</w:t>
-        </w:r>
-      </w:hyperlink>
+      <w:r>
+        <w:rPr>
+          <w:lang w:val="fr_FR" w:bidi="fr_FR"/>
+        </w:rPr>
+        <w:t>2.14</w:t>
+      </w:r>
       <w:r>
         <w:rPr>
           <w:lang w:val="fr_FR" w:bidi="fr_FR"/>
         </w:rPr>
         <w:t xml:space="preserve"> ; </w:t>
       </w:r>
-      <w:hyperlink r:id="rId19">
-        <w:r>
-          <w:rPr>
-            <w:lang w:val="fr_FR" w:bidi="fr_FR"/>
-          </w:rPr>
-          <w:rPr>
-            <w:color w:val="0000EE"/>
-            <w:u w:val="single"/>
-          </w:rPr>
-          <w:t>3.3–4</w:t>
-        </w:r>
-      </w:hyperlink>
+      <w:r>
+        <w:rPr>
+          <w:lang w:val="fr_FR" w:bidi="fr_FR"/>
+        </w:rPr>
+        <w:t>3.3–4</w:t>
+      </w:r>
       <w:r>
         <w:rPr>
           <w:lang w:val="fr_FR" w:bidi="fr_FR"/>
         </w:rPr>
         <w:t>). Les chrétiens de Thessalonique n’ont pas reçu tout l’enseignement dont ils ont besoin et ne peuvent pas non plus compter sur une direction expérimentée pour superviser l’Église. Tandis que Paul se rend à Bérée, Athènes et enfin à Corinthe (</w:t>
       </w:r>
-      <w:hyperlink r:id="rId20">
-        <w:r>
-          <w:rPr>
-            <w:lang w:val="fr_FR" w:bidi="fr_FR"/>
-          </w:rPr>
-          <w:rPr>
-            <w:color w:val="0000EE"/>
-            <w:u w:val="single"/>
-          </w:rPr>
-          <w:t>Ac 17.10–18.1</w:t>
-        </w:r>
-      </w:hyperlink>
+      <w:r>
+        <w:rPr>
+          <w:lang w:val="fr_FR" w:bidi="fr_FR"/>
+        </w:rPr>
+        <w:t>Ac 17.10–18.1</w:t>
+      </w:r>
       <w:r>
         <w:rPr>
           <w:lang w:val="fr_FR" w:bidi="fr_FR"/>
@@ -476,18 +428,12 @@
         </w:rPr>
         <w:t xml:space="preserve"> (</w:t>
       </w:r>
-      <w:hyperlink r:id="rId21">
-        <w:r>
-          <w:rPr>
-            <w:lang w:val="fr_FR" w:bidi="fr_FR"/>
-          </w:rPr>
-          <w:rPr>
-            <w:color w:val="0000EE"/>
-            <w:u w:val="single"/>
-          </w:rPr>
-          <w:t>1Th 2.17–18</w:t>
-        </w:r>
-      </w:hyperlink>
+      <w:r>
+        <w:rPr>
+          <w:lang w:val="fr_FR" w:bidi="fr_FR"/>
+        </w:rPr>
+        <w:t>1Th 2.17–18</w:t>
+      </w:r>
       <w:r>
         <w:rPr>
           <w:lang w:val="fr_FR" w:bidi="fr_FR"/>
@@ -514,72 +460,48 @@
         </w:rPr>
         <w:t xml:space="preserve"> (</w:t>
       </w:r>
-      <w:hyperlink r:id="rId22">
-        <w:r>
-          <w:rPr>
-            <w:lang w:val="fr_FR" w:bidi="fr_FR"/>
-          </w:rPr>
-          <w:rPr>
-            <w:color w:val="0000EE"/>
-            <w:u w:val="single"/>
-          </w:rPr>
-          <w:t>3.1–2</w:t>
-        </w:r>
-      </w:hyperlink>
+      <w:r>
+        <w:rPr>
+          <w:lang w:val="fr_FR" w:bidi="fr_FR"/>
+        </w:rPr>
+        <w:t>3.1–2</w:t>
+      </w:r>
       <w:r>
         <w:rPr>
           <w:lang w:val="fr_FR" w:bidi="fr_FR"/>
         </w:rPr>
         <w:t xml:space="preserve">, </w:t>
       </w:r>
-      <w:hyperlink r:id="rId23">
-        <w:r>
-          <w:rPr>
-            <w:lang w:val="fr_FR" w:bidi="fr_FR"/>
-          </w:rPr>
-          <w:rPr>
-            <w:color w:val="0000EE"/>
-            <w:u w:val="single"/>
-          </w:rPr>
-          <w:t>3.5</w:t>
-        </w:r>
-      </w:hyperlink>
+      <w:r>
+        <w:rPr>
+          <w:lang w:val="fr_FR" w:bidi="fr_FR"/>
+        </w:rPr>
+        <w:t>3.5</w:t>
+      </w:r>
       <w:r>
         <w:rPr>
           <w:lang w:val="fr_FR" w:bidi="fr_FR"/>
         </w:rPr>
         <w:t>). Pendant que Paul est à Corinthe, Timothée revient de Thessalonique avec la bonne nouvelle que les croyants thessaloniciens ont persévéré dans la foi et l’amour et qu’ils tiennent bon malgré l’opposition qu’ils rencontrent (</w:t>
       </w:r>
-      <w:hyperlink r:id="rId24">
-        <w:r>
-          <w:rPr>
-            <w:lang w:val="fr_FR" w:bidi="fr_FR"/>
-          </w:rPr>
-          <w:rPr>
-            <w:color w:val="0000EE"/>
-            <w:u w:val="single"/>
-          </w:rPr>
-          <w:t>3.6–8</w:t>
-        </w:r>
-      </w:hyperlink>
+      <w:r>
+        <w:rPr>
+          <w:lang w:val="fr_FR" w:bidi="fr_FR"/>
+        </w:rPr>
+        <w:t>3.6–8</w:t>
+      </w:r>
       <w:r>
         <w:rPr>
           <w:lang w:val="fr_FR" w:bidi="fr_FR"/>
         </w:rPr>
         <w:t>). La première lettre aux Thessaloniciens déborde de la joie que Paul a ressentie à cette nouvelle. Elle exprime la reconnaissance qu’il ressent envers Dieu face au fait qu’ils soient restés fidèles et il prie pour pouvoir revenir les voir et les établir plus pleinement dans la foi (</w:t>
       </w:r>
-      <w:hyperlink r:id="rId25">
-        <w:r>
-          <w:rPr>
-            <w:lang w:val="fr_FR" w:bidi="fr_FR"/>
-          </w:rPr>
-          <w:rPr>
-            <w:color w:val="0000EE"/>
-            <w:u w:val="single"/>
-          </w:rPr>
-          <w:t>3.9–11</w:t>
-        </w:r>
-      </w:hyperlink>
+      <w:r>
+        <w:rPr>
+          <w:lang w:val="fr_FR" w:bidi="fr_FR"/>
+        </w:rPr>
+        <w:t>3.9–11</w:t>
+      </w:r>
       <w:r>
         <w:rPr>
           <w:lang w:val="fr_FR" w:bidi="fr_FR"/>
@@ -611,126 +533,84 @@
         </w:rPr>
         <w:t>La première lettre aux Thessaloniciens est pleine de remerciements à Dieu pour la foi, l’amour et l’espérance de la jeune Église thessalonicienne (</w:t>
       </w:r>
-      <w:hyperlink r:id="rId26">
-        <w:r>
-          <w:rPr>
-            <w:lang w:val="fr_FR" w:bidi="fr_FR"/>
-          </w:rPr>
-          <w:rPr>
-            <w:color w:val="0000EE"/>
-            <w:u w:val="single"/>
-          </w:rPr>
-          <w:t>1.2–3</w:t>
-        </w:r>
-      </w:hyperlink>
+      <w:r>
+        <w:rPr>
+          <w:lang w:val="fr_FR" w:bidi="fr_FR"/>
+        </w:rPr>
+        <w:t>1.2–3</w:t>
+      </w:r>
       <w:r>
         <w:rPr>
           <w:lang w:val="fr_FR" w:bidi="fr_FR"/>
         </w:rPr>
         <w:t xml:space="preserve"> ; </w:t>
       </w:r>
-      <w:hyperlink r:id="rId27">
-        <w:r>
-          <w:rPr>
-            <w:lang w:val="fr_FR" w:bidi="fr_FR"/>
-          </w:rPr>
-          <w:rPr>
-            <w:color w:val="0000EE"/>
-            <w:u w:val="single"/>
-          </w:rPr>
-          <w:t>2.13</w:t>
-        </w:r>
-      </w:hyperlink>
+      <w:r>
+        <w:rPr>
+          <w:lang w:val="fr_FR" w:bidi="fr_FR"/>
+        </w:rPr>
+        <w:t>2.13</w:t>
+      </w:r>
       <w:r>
         <w:rPr>
           <w:lang w:val="fr_FR" w:bidi="fr_FR"/>
         </w:rPr>
         <w:t xml:space="preserve"> ; </w:t>
       </w:r>
-      <w:hyperlink r:id="rId28">
-        <w:r>
-          <w:rPr>
-            <w:lang w:val="fr_FR" w:bidi="fr_FR"/>
-          </w:rPr>
-          <w:rPr>
-            <w:color w:val="0000EE"/>
-            <w:u w:val="single"/>
-          </w:rPr>
-          <w:t>3.9</w:t>
-        </w:r>
-      </w:hyperlink>
+      <w:r>
+        <w:rPr>
+          <w:lang w:val="fr_FR" w:bidi="fr_FR"/>
+        </w:rPr>
+        <w:t>3.9</w:t>
+      </w:r>
       <w:r>
         <w:rPr>
           <w:lang w:val="fr_FR" w:bidi="fr_FR"/>
         </w:rPr>
         <w:t xml:space="preserve">). Cependant, Paul exprime également certaines de ses préoccupations. Dans le monde antique, il y avait de nombreux orateurs itinérants qui ne cherchaient que l’argent et la gloire. Aux versets </w:t>
       </w:r>
-      <w:hyperlink r:id="rId29">
-        <w:r>
-          <w:rPr>
-            <w:lang w:val="fr_FR" w:bidi="fr_FR"/>
-          </w:rPr>
-          <w:rPr>
-            <w:color w:val="0000EE"/>
-            <w:u w:val="single"/>
-          </w:rPr>
-          <w:t>2.1–3.13</w:t>
-        </w:r>
-      </w:hyperlink>
+      <w:r>
+        <w:rPr>
+          <w:lang w:val="fr_FR" w:bidi="fr_FR"/>
+        </w:rPr>
+        <w:t>2.1–3.13</w:t>
+      </w:r>
       <w:r>
         <w:rPr>
           <w:lang w:val="fr_FR" w:bidi="fr_FR"/>
         </w:rPr>
         <w:t>, Paul défend ses motivations et son ministère : il n’est pas venu chercher la gloire ou la fortune, mais il se soucie sincèrement des croyants thessaloniciens. Il souhaite ardemment voir l’église et a essayé sans succès de « revenir » (</w:t>
       </w:r>
-      <w:hyperlink r:id="rId30">
-        <w:r>
-          <w:rPr>
-            <w:lang w:val="fr_FR" w:bidi="fr_FR"/>
-          </w:rPr>
-          <w:rPr>
-            <w:color w:val="0000EE"/>
-            <w:u w:val="single"/>
-          </w:rPr>
-          <w:t>2.17–20</w:t>
-        </w:r>
-      </w:hyperlink>
+      <w:r>
+        <w:rPr>
+          <w:lang w:val="fr_FR" w:bidi="fr_FR"/>
+        </w:rPr>
+        <w:t>2.17–20</w:t>
+      </w:r>
       <w:r>
         <w:rPr>
           <w:lang w:val="fr_FR" w:bidi="fr_FR"/>
         </w:rPr>
         <w:t>). Paul démontre l’attention qu’il a pour eux en leur rappelant qu’il a envoyé Timothée pour les soutenir et s’informer de leur bien-être (</w:t>
       </w:r>
-      <w:hyperlink r:id="rId31">
-        <w:r>
-          <w:rPr>
-            <w:lang w:val="fr_FR" w:bidi="fr_FR"/>
-          </w:rPr>
-          <w:rPr>
-            <w:color w:val="0000EE"/>
-            <w:u w:val="single"/>
-          </w:rPr>
-          <w:t>3.1–5</w:t>
-        </w:r>
-      </w:hyperlink>
+      <w:r>
+        <w:rPr>
+          <w:lang w:val="fr_FR" w:bidi="fr_FR"/>
+        </w:rPr>
+        <w:t>3.1–5</w:t>
+      </w:r>
       <w:r>
         <w:rPr>
           <w:lang w:val="fr_FR" w:bidi="fr_FR"/>
         </w:rPr>
         <w:t>). Paul raconte combien il a été grandement réconforté par le rapport que lui a fait Timothée (</w:t>
       </w:r>
-      <w:hyperlink r:id="rId24">
-        <w:r>
-          <w:rPr>
-            <w:lang w:val="fr_FR" w:bidi="fr_FR"/>
-          </w:rPr>
-          <w:rPr>
-            <w:color w:val="0000EE"/>
-            <w:u w:val="single"/>
-          </w:rPr>
-          <w:t>3.6–8</w:t>
-        </w:r>
-      </w:hyperlink>
+      <w:r>
+        <w:rPr>
+          <w:lang w:val="fr_FR" w:bidi="fr_FR"/>
+        </w:rPr>
+        <w:t>3.6–8</w:t>
+      </w:r>
       <w:r>
         <w:rPr>
           <w:lang w:val="fr_FR" w:bidi="fr_FR"/>
@@ -749,18 +629,12 @@
         </w:rPr>
         <w:t xml:space="preserve"> (</w:t>
       </w:r>
-      <w:hyperlink r:id="rId32">
-        <w:r>
-          <w:rPr>
-            <w:lang w:val="fr_FR" w:bidi="fr_FR"/>
-          </w:rPr>
-          <w:rPr>
-            <w:color w:val="0000EE"/>
-            <w:u w:val="single"/>
-          </w:rPr>
-          <w:t>3.9–13</w:t>
-        </w:r>
-      </w:hyperlink>
+      <w:r>
+        <w:rPr>
+          <w:lang w:val="fr_FR" w:bidi="fr_FR"/>
+        </w:rPr>
+        <w:t>3.9–13</w:t>
+      </w:r>
       <w:r>
         <w:rPr>
           <w:lang w:val="fr_FR" w:bidi="fr_FR"/>
@@ -781,72 +655,48 @@
         </w:rPr>
         <w:t>Certains membres de la congrégation ont ignoré l’enseignement de Paul sur la moralité sexuelle. En réponse, Paul souligne que Dieu veut qu’ils soient saints (</w:t>
       </w:r>
-      <w:hyperlink r:id="rId33">
-        <w:r>
-          <w:rPr>
-            <w:lang w:val="fr_FR" w:bidi="fr_FR"/>
-          </w:rPr>
-          <w:rPr>
-            <w:color w:val="0000EE"/>
-            <w:u w:val="single"/>
-          </w:rPr>
-          <w:t>4.1–8</w:t>
-        </w:r>
-      </w:hyperlink>
+      <w:r>
+        <w:rPr>
+          <w:lang w:val="fr_FR" w:bidi="fr_FR"/>
+        </w:rPr>
+        <w:t>4.1–8</w:t>
+      </w:r>
       <w:r>
         <w:rPr>
           <w:lang w:val="fr_FR" w:bidi="fr_FR"/>
         </w:rPr>
         <w:t>). De plus, certains individus au sein de l’Église refusent de travailler, et ignorent à cet égard l’enseignement et l’exemple des apôtres (</w:t>
       </w:r>
-      <w:hyperlink r:id="rId34">
-        <w:r>
-          <w:rPr>
-            <w:lang w:val="fr_FR" w:bidi="fr_FR"/>
-          </w:rPr>
-          <w:rPr>
-            <w:color w:val="0000EE"/>
-            <w:u w:val="single"/>
-          </w:rPr>
-          <w:t>4.11–12</w:t>
-        </w:r>
-      </w:hyperlink>
+      <w:r>
+        <w:rPr>
+          <w:lang w:val="fr_FR" w:bidi="fr_FR"/>
+        </w:rPr>
+        <w:t>4.11–12</w:t>
+      </w:r>
       <w:r>
         <w:rPr>
           <w:lang w:val="fr_FR" w:bidi="fr_FR"/>
         </w:rPr>
         <w:t xml:space="preserve"> ; </w:t>
       </w:r>
-      <w:hyperlink r:id="rId35">
-        <w:r>
-          <w:rPr>
-            <w:lang w:val="fr_FR" w:bidi="fr_FR"/>
-          </w:rPr>
-          <w:rPr>
-            <w:color w:val="0000EE"/>
-            <w:u w:val="single"/>
-          </w:rPr>
-          <w:t>5.14</w:t>
-        </w:r>
-      </w:hyperlink>
+      <w:r>
+        <w:rPr>
+          <w:lang w:val="fr_FR" w:bidi="fr_FR"/>
+        </w:rPr>
+        <w:t>5.14</w:t>
+      </w:r>
       <w:r>
         <w:rPr>
           <w:lang w:val="fr_FR" w:bidi="fr_FR"/>
         </w:rPr>
         <w:t xml:space="preserve"> ; voir </w:t>
       </w:r>
-      <w:hyperlink r:id="rId36">
-        <w:r>
-          <w:rPr>
-            <w:lang w:val="fr_FR" w:bidi="fr_FR"/>
-          </w:rPr>
-          <w:rPr>
-            <w:color w:val="0000EE"/>
-            <w:u w:val="single"/>
-          </w:rPr>
-          <w:t>2Th 3.6–15</w:t>
-        </w:r>
-      </w:hyperlink>
+      <w:r>
+        <w:rPr>
+          <w:lang w:val="fr_FR" w:bidi="fr_FR"/>
+        </w:rPr>
+        <w:t>2Th 3.6–15</w:t>
+      </w:r>
       <w:r>
         <w:rPr>
           <w:lang w:val="fr_FR" w:bidi="fr_FR"/>
@@ -873,18 +723,12 @@
         </w:rPr>
         <w:t xml:space="preserve"> (</w:t>
       </w:r>
-      <w:hyperlink r:id="rId37">
-        <w:r>
-          <w:rPr>
-            <w:lang w:val="fr_FR" w:bidi="fr_FR"/>
-          </w:rPr>
-          <w:rPr>
-            <w:color w:val="0000EE"/>
-            <w:u w:val="single"/>
-          </w:rPr>
-          <w:t>1Th 4.13–18</w:t>
-        </w:r>
-      </w:hyperlink>
+      <w:r>
+        <w:rPr>
+          <w:lang w:val="fr_FR" w:bidi="fr_FR"/>
+        </w:rPr>
+        <w:t>1Th 4.13–18</w:t>
+      </w:r>
       <w:r>
         <w:rPr>
           <w:lang w:val="fr_FR" w:bidi="fr_FR"/>
@@ -903,18 +747,12 @@
         </w:rPr>
         <w:t xml:space="preserve"> (</w:t>
       </w:r>
-      <w:hyperlink r:id="rId38">
-        <w:r>
-          <w:rPr>
-            <w:lang w:val="fr_FR" w:bidi="fr_FR"/>
-          </w:rPr>
-          <w:rPr>
-            <w:color w:val="0000EE"/>
-            <w:u w:val="single"/>
-          </w:rPr>
-          <w:t>5.1–11</w:t>
-        </w:r>
-      </w:hyperlink>
+      <w:r>
+        <w:rPr>
+          <w:lang w:val="fr_FR" w:bidi="fr_FR"/>
+        </w:rPr>
+        <w:t>5.1–11</w:t>
+      </w:r>
       <w:r>
         <w:rPr>
           <w:lang w:val="fr_FR" w:bidi="fr_FR"/>
@@ -935,18 +773,12 @@
         </w:rPr>
         <w:t>La lettre se termine par plusieurs exhortations à vivre une vie qui plaît à Dieu. Paul rappelle à l’Église d’honorer ses nouveaux dirigeants (</w:t>
       </w:r>
-      <w:hyperlink r:id="rId39">
-        <w:r>
-          <w:rPr>
-            <w:lang w:val="fr_FR" w:bidi="fr_FR"/>
-          </w:rPr>
-          <w:rPr>
-            <w:color w:val="0000EE"/>
-            <w:u w:val="single"/>
-          </w:rPr>
-          <w:t>5.12–13</w:t>
-        </w:r>
-      </w:hyperlink>
+      <w:r>
+        <w:rPr>
+          <w:lang w:val="fr_FR" w:bidi="fr_FR"/>
+        </w:rPr>
+        <w:t>5.12–13</w:t>
+      </w:r>
       <w:r>
         <w:rPr>
           <w:lang w:val="fr_FR" w:bidi="fr_FR"/>
@@ -965,36 +797,24 @@
         </w:rPr>
         <w:t xml:space="preserve"> (</w:t>
       </w:r>
-      <w:hyperlink r:id="rId40">
-        <w:r>
-          <w:rPr>
-            <w:lang w:val="fr_FR" w:bidi="fr_FR"/>
-          </w:rPr>
-          <w:rPr>
-            <w:color w:val="0000EE"/>
-            <w:u w:val="single"/>
-          </w:rPr>
-          <w:t>5.19–22</w:t>
-        </w:r>
-      </w:hyperlink>
+      <w:r>
+        <w:rPr>
+          <w:lang w:val="fr_FR" w:bidi="fr_FR"/>
+        </w:rPr>
+        <w:t>5.19–22</w:t>
+      </w:r>
       <w:r>
         <w:rPr>
           <w:lang w:val="fr_FR" w:bidi="fr_FR"/>
         </w:rPr>
         <w:t>). La lettre se conclut par une bénédiction qui exprime la confiance absolue de Paul dans la fidélité de Dieu et son œuvre dans leurs vies (</w:t>
       </w:r>
-      <w:hyperlink r:id="rId41">
-        <w:r>
-          <w:rPr>
-            <w:lang w:val="fr_FR" w:bidi="fr_FR"/>
-          </w:rPr>
-          <w:rPr>
-            <w:color w:val="0000EE"/>
-            <w:u w:val="single"/>
-          </w:rPr>
-          <w:t>5.23–24</w:t>
-        </w:r>
-      </w:hyperlink>
+      <w:r>
+        <w:rPr>
+          <w:lang w:val="fr_FR" w:bidi="fr_FR"/>
+        </w:rPr>
+        <w:t>5.23–24</w:t>
+      </w:r>
       <w:r>
         <w:rPr>
           <w:lang w:val="fr_FR" w:bidi="fr_FR"/>
@@ -1026,72 +846,48 @@
         </w:rPr>
         <w:t xml:space="preserve">Les noms de Silas et Timothée, cofondateurs de l’Église de Thessalonique, sont mentionnés au verset </w:t>
       </w:r>
-      <w:hyperlink r:id="rId42">
-        <w:r>
-          <w:rPr>
-            <w:lang w:val="fr_FR" w:bidi="fr_FR"/>
-          </w:rPr>
-          <w:rPr>
-            <w:color w:val="0000EE"/>
-            <w:u w:val="single"/>
-          </w:rPr>
-          <w:t>1.1</w:t>
-        </w:r>
-      </w:hyperlink>
+      <w:r>
+        <w:rPr>
+          <w:lang w:val="fr_FR" w:bidi="fr_FR"/>
+        </w:rPr>
+        <w:t>1.1</w:t>
+      </w:r>
       <w:r>
         <w:rPr>
           <w:lang w:val="fr_FR" w:bidi="fr_FR"/>
         </w:rPr>
         <w:t xml:space="preserve"> aux côtés du nom de Paul. La lettre est principalement rédigée à la première personne du pluriel (« nous »), ce qui indique que Silas et Timothée ont peut-être réellement participé à la composition de la lettre. Paul ne s’exprime à titre individuel que de temps à autre pour exprimer ses propres préoccupations (</w:t>
       </w:r>
-      <w:hyperlink r:id="rId43">
-        <w:r>
-          <w:rPr>
-            <w:lang w:val="fr_FR" w:bidi="fr_FR"/>
-          </w:rPr>
-          <w:rPr>
-            <w:color w:val="0000EE"/>
-            <w:u w:val="single"/>
-          </w:rPr>
-          <w:t>2.18</w:t>
-        </w:r>
-      </w:hyperlink>
+      <w:r>
+        <w:rPr>
+          <w:lang w:val="fr_FR" w:bidi="fr_FR"/>
+        </w:rPr>
+        <w:t>2.18</w:t>
+      </w:r>
       <w:r>
         <w:rPr>
           <w:lang w:val="fr_FR" w:bidi="fr_FR"/>
         </w:rPr>
         <w:t xml:space="preserve"> ; </w:t>
       </w:r>
-      <w:hyperlink r:id="rId23">
-        <w:r>
-          <w:rPr>
-            <w:lang w:val="fr_FR" w:bidi="fr_FR"/>
-          </w:rPr>
-          <w:rPr>
-            <w:color w:val="0000EE"/>
-            <w:u w:val="single"/>
-          </w:rPr>
-          <w:t>3.5</w:t>
-        </w:r>
-      </w:hyperlink>
+      <w:r>
+        <w:rPr>
+          <w:lang w:val="fr_FR" w:bidi="fr_FR"/>
+        </w:rPr>
+        <w:t>3.5</w:t>
+      </w:r>
       <w:r>
         <w:rPr>
           <w:lang w:val="fr_FR" w:bidi="fr_FR"/>
         </w:rPr>
         <w:t xml:space="preserve"> ; </w:t>
       </w:r>
-      <w:hyperlink r:id="rId44">
-        <w:r>
-          <w:rPr>
-            <w:lang w:val="fr_FR" w:bidi="fr_FR"/>
-          </w:rPr>
-          <w:rPr>
-            <w:color w:val="0000EE"/>
-            <w:u w:val="single"/>
-          </w:rPr>
-          <w:t>5.27</w:t>
-        </w:r>
-      </w:hyperlink>
+      <w:r>
+        <w:rPr>
+          <w:lang w:val="fr_FR" w:bidi="fr_FR"/>
+        </w:rPr>
+        <w:t>5.27</w:t>
+      </w:r>
       <w:r>
         <w:rPr>
           <w:lang w:val="fr_FR" w:bidi="fr_FR"/>
@@ -1123,18 +919,12 @@
         </w:rPr>
         <w:t xml:space="preserve"> ». Cependant, l’exhortation finale du verset </w:t>
       </w:r>
-      <w:hyperlink r:id="rId44">
-        <w:r>
-          <w:rPr>
-            <w:lang w:val="fr_FR" w:bidi="fr_FR"/>
-          </w:rPr>
-          <w:rPr>
-            <w:color w:val="0000EE"/>
-            <w:u w:val="single"/>
-          </w:rPr>
-          <w:t>5.27</w:t>
-        </w:r>
-      </w:hyperlink>
+      <w:r>
+        <w:rPr>
+          <w:lang w:val="fr_FR" w:bidi="fr_FR"/>
+        </w:rPr>
+        <w:t>5.27</w:t>
+      </w:r>
       <w:r>
         <w:rPr>
           <w:lang w:val="fr_FR" w:bidi="fr_FR"/>
@@ -1166,72 +956,48 @@
         </w:rPr>
         <w:t>Paul a écrit cette lettre depuis Corinthe lors de son deuxième voyage missionnaire (</w:t>
       </w:r>
-      <w:hyperlink r:id="rId45">
-        <w:r>
-          <w:rPr>
-            <w:lang w:val="fr_FR" w:bidi="fr_FR"/>
-          </w:rPr>
-          <w:rPr>
-            <w:color w:val="0000EE"/>
-            <w:u w:val="single"/>
-          </w:rPr>
-          <w:t>Ac 15.36–18.22</w:t>
-        </w:r>
-      </w:hyperlink>
+      <w:r>
+        <w:rPr>
+          <w:lang w:val="fr_FR" w:bidi="fr_FR"/>
+        </w:rPr>
+        <w:t>Ac 15.36–18.22</w:t>
+      </w:r>
       <w:r>
         <w:rPr>
           <w:lang w:val="fr_FR" w:bidi="fr_FR"/>
         </w:rPr>
         <w:t>) après le retour de Timothée de sa visite à l’église de Thessalonique (</w:t>
       </w:r>
-      <w:hyperlink r:id="rId46">
-        <w:r>
-          <w:rPr>
-            <w:lang w:val="fr_FR" w:bidi="fr_FR"/>
-          </w:rPr>
-          <w:rPr>
-            <w:color w:val="0000EE"/>
-            <w:u w:val="single"/>
-          </w:rPr>
-          <w:t xml:space="preserve">1Th 3.6 </w:t>
-        </w:r>
-      </w:hyperlink>
+      <w:r>
+        <w:rPr>
+          <w:lang w:val="fr_FR" w:bidi="fr_FR"/>
+        </w:rPr>
+        <w:t xml:space="preserve">1Th 3.6 </w:t>
+      </w:r>
       <w:r>
         <w:rPr>
           <w:lang w:val="fr_FR" w:bidi="fr_FR"/>
         </w:rPr>
         <w:t xml:space="preserve">; </w:t>
       </w:r>
-      <w:hyperlink r:id="rId47">
-        <w:r>
-          <w:rPr>
-            <w:lang w:val="fr_FR" w:bidi="fr_FR"/>
-          </w:rPr>
-          <w:rPr>
-            <w:color w:val="0000EE"/>
-            <w:u w:val="single"/>
-          </w:rPr>
-          <w:t>Ac 18.5</w:t>
-        </w:r>
-      </w:hyperlink>
+      <w:r>
+        <w:rPr>
+          <w:lang w:val="fr_FR" w:bidi="fr_FR"/>
+        </w:rPr>
+        <w:t>Ac 18.5</w:t>
+      </w:r>
       <w:r>
         <w:rPr>
           <w:lang w:val="fr_FR" w:bidi="fr_FR"/>
         </w:rPr>
         <w:t>). Gallion a été nommé proconsul de la province romaine d’Achaïe en 51 ap. J.‑C., pendant le séjour de Paul à Corinthe (</w:t>
       </w:r>
-      <w:hyperlink r:id="rId48">
-        <w:r>
-          <w:rPr>
-            <w:lang w:val="fr_FR" w:bidi="fr_FR"/>
-          </w:rPr>
-          <w:rPr>
-            <w:color w:val="0000EE"/>
-            <w:u w:val="single"/>
-          </w:rPr>
-          <w:t>Ac 18.11–12</w:t>
-        </w:r>
-      </w:hyperlink>
+      <w:r>
+        <w:rPr>
+          <w:lang w:val="fr_FR" w:bidi="fr_FR"/>
+        </w:rPr>
+        <w:t>Ac 18.11–12</w:t>
+      </w:r>
       <w:r>
         <w:rPr>
           <w:lang w:val="fr_FR" w:bidi="fr_FR"/>
@@ -1269,162 +1035,108 @@
         </w:rPr>
         <w:t xml:space="preserve"> (</w:t>
       </w:r>
-      <w:hyperlink r:id="rId17">
-        <w:r>
-          <w:rPr>
-            <w:lang w:val="fr_FR" w:bidi="fr_FR"/>
-          </w:rPr>
-          <w:rPr>
-            <w:color w:val="0000EE"/>
-            <w:u w:val="single"/>
-          </w:rPr>
-          <w:t>1.6</w:t>
-        </w:r>
-      </w:hyperlink>
+      <w:r>
+        <w:rPr>
+          <w:lang w:val="fr_FR" w:bidi="fr_FR"/>
+        </w:rPr>
+        <w:t>1.6</w:t>
+      </w:r>
       <w:r>
         <w:rPr>
           <w:lang w:val="fr_FR" w:bidi="fr_FR"/>
         </w:rPr>
         <w:t xml:space="preserve"> ; </w:t>
       </w:r>
-      <w:hyperlink r:id="rId18">
-        <w:r>
-          <w:rPr>
-            <w:lang w:val="fr_FR" w:bidi="fr_FR"/>
-          </w:rPr>
-          <w:rPr>
-            <w:color w:val="0000EE"/>
-            <w:u w:val="single"/>
-          </w:rPr>
-          <w:t>2.14</w:t>
-        </w:r>
-      </w:hyperlink>
+      <w:r>
+        <w:rPr>
+          <w:lang w:val="fr_FR" w:bidi="fr_FR"/>
+        </w:rPr>
+        <w:t>2.14</w:t>
+      </w:r>
       <w:r>
         <w:rPr>
           <w:lang w:val="fr_FR" w:bidi="fr_FR"/>
         </w:rPr>
         <w:t xml:space="preserve"> ; </w:t>
       </w:r>
-      <w:hyperlink r:id="rId19">
-        <w:r>
-          <w:rPr>
-            <w:lang w:val="fr_FR" w:bidi="fr_FR"/>
-          </w:rPr>
-          <w:rPr>
-            <w:color w:val="0000EE"/>
-            <w:u w:val="single"/>
-          </w:rPr>
-          <w:t>3.3–4</w:t>
-        </w:r>
-      </w:hyperlink>
+      <w:r>
+        <w:rPr>
+          <w:lang w:val="fr_FR" w:bidi="fr_FR"/>
+        </w:rPr>
+        <w:t>3.3–4</w:t>
+      </w:r>
       <w:r>
         <w:rPr>
           <w:lang w:val="fr_FR" w:bidi="fr_FR"/>
         </w:rPr>
         <w:t>). Paul pensait qu’ils étaient attaqués par Satan, le tentateur (</w:t>
       </w:r>
-      <w:hyperlink r:id="rId23">
-        <w:r>
-          <w:rPr>
-            <w:lang w:val="fr_FR" w:bidi="fr_FR"/>
-          </w:rPr>
-          <w:rPr>
-            <w:color w:val="0000EE"/>
-            <w:u w:val="single"/>
-          </w:rPr>
-          <w:t>3.5</w:t>
-        </w:r>
-      </w:hyperlink>
+      <w:r>
+        <w:rPr>
+          <w:lang w:val="fr_FR" w:bidi="fr_FR"/>
+        </w:rPr>
+        <w:t>3.5</w:t>
+      </w:r>
       <w:r>
         <w:rPr>
           <w:lang w:val="fr_FR" w:bidi="fr_FR"/>
         </w:rPr>
         <w:t>), qui l’avait également empêché de leur rendre visite à nouveau (</w:t>
       </w:r>
-      <w:hyperlink r:id="rId43">
-        <w:r>
-          <w:rPr>
-            <w:lang w:val="fr_FR" w:bidi="fr_FR"/>
-          </w:rPr>
-          <w:rPr>
-            <w:color w:val="0000EE"/>
-            <w:u w:val="single"/>
-          </w:rPr>
-          <w:t>2.18</w:t>
-        </w:r>
-      </w:hyperlink>
+      <w:r>
+        <w:rPr>
+          <w:lang w:val="fr_FR" w:bidi="fr_FR"/>
+        </w:rPr>
+        <w:t>2.18</w:t>
+      </w:r>
       <w:r>
         <w:rPr>
           <w:lang w:val="fr_FR" w:bidi="fr_FR"/>
         </w:rPr>
         <w:t>). Lorsque Timothée est revenu de sa visite, Paul était ravi de découvrir que les Thessaloniciens manifestaient le caractère de personnes véritablement converties au Christ. Leurs vies étaient marquées par la foi, l’amour et l’espérance (</w:t>
       </w:r>
-      <w:hyperlink r:id="rId49">
-        <w:r>
-          <w:rPr>
-            <w:lang w:val="fr_FR" w:bidi="fr_FR"/>
-          </w:rPr>
-          <w:rPr>
-            <w:color w:val="0000EE"/>
-            <w:u w:val="single"/>
-          </w:rPr>
-          <w:t>1.3</w:t>
-        </w:r>
-      </w:hyperlink>
+      <w:r>
+        <w:rPr>
+          <w:lang w:val="fr_FR" w:bidi="fr_FR"/>
+        </w:rPr>
+        <w:t>1.3</w:t>
+      </w:r>
       <w:r>
         <w:rPr>
           <w:lang w:val="fr_FR" w:bidi="fr_FR"/>
         </w:rPr>
         <w:t xml:space="preserve"> ; </w:t>
       </w:r>
-      <w:hyperlink r:id="rId46">
-        <w:r>
-          <w:rPr>
-            <w:lang w:val="fr_FR" w:bidi="fr_FR"/>
-          </w:rPr>
-          <w:rPr>
-            <w:color w:val="0000EE"/>
-            <w:u w:val="single"/>
-          </w:rPr>
-          <w:t>3.6</w:t>
-        </w:r>
-      </w:hyperlink>
+      <w:r>
+        <w:rPr>
+          <w:lang w:val="fr_FR" w:bidi="fr_FR"/>
+        </w:rPr>
+        <w:t>3.6</w:t>
+      </w:r>
       <w:r>
         <w:rPr>
           <w:lang w:val="fr_FR" w:bidi="fr_FR"/>
         </w:rPr>
         <w:t xml:space="preserve"> ; </w:t>
       </w:r>
-      <w:hyperlink r:id="rId50">
-        <w:r>
-          <w:rPr>
-            <w:lang w:val="fr_FR" w:bidi="fr_FR"/>
-          </w:rPr>
-          <w:rPr>
-            <w:color w:val="0000EE"/>
-            <w:u w:val="single"/>
-          </w:rPr>
-          <w:t>5.8</w:t>
-        </w:r>
-      </w:hyperlink>
+      <w:r>
+        <w:rPr>
+          <w:lang w:val="fr_FR" w:bidi="fr_FR"/>
+        </w:rPr>
+        <w:t>5.8</w:t>
+      </w:r>
       <w:r>
         <w:rPr>
           <w:lang w:val="fr_FR" w:bidi="fr_FR"/>
         </w:rPr>
         <w:t>). Ils ont même contribué à répandre la Bonne Nouvelle dans les régions environnantes (</w:t>
       </w:r>
-      <w:hyperlink r:id="rId51">
-        <w:r>
-          <w:rPr>
-            <w:lang w:val="fr_FR" w:bidi="fr_FR"/>
-          </w:rPr>
-          <w:rPr>
-            <w:color w:val="0000EE"/>
-            <w:u w:val="single"/>
-          </w:rPr>
-          <w:t>1.8</w:t>
-        </w:r>
-      </w:hyperlink>
+      <w:r>
+        <w:rPr>
+          <w:lang w:val="fr_FR" w:bidi="fr_FR"/>
+        </w:rPr>
+        <w:t>1.8</w:t>
+      </w:r>
       <w:r>
         <w:rPr>
           <w:lang w:val="fr_FR" w:bidi="fr_FR"/>
@@ -1443,18 +1155,12 @@
         </w:rPr>
         <w:t xml:space="preserve"> (</w:t>
       </w:r>
-      <w:hyperlink r:id="rId52">
-        <w:r>
-          <w:rPr>
-            <w:lang w:val="fr_FR" w:bidi="fr_FR"/>
-          </w:rPr>
-          <w:rPr>
-            <w:color w:val="0000EE"/>
-            <w:u w:val="single"/>
-          </w:rPr>
-          <w:t>1.6–7</w:t>
-        </w:r>
-      </w:hyperlink>
+      <w:r>
+        <w:rPr>
+          <w:lang w:val="fr_FR" w:bidi="fr_FR"/>
+        </w:rPr>
+        <w:t>1.6–7</w:t>
+      </w:r>
       <w:r>
         <w:rPr>
           <w:lang w:val="fr_FR" w:bidi="fr_FR"/>
@@ -1475,72 +1181,48 @@
         </w:rPr>
         <w:t>Qu’est-ce qui a permis aux Thessaloniciens de rester fermes dans la foi face à une grande adversité ? Certains pourraient attribuer une telle persévérance à une simple détermination, une bonne éducation ou simplement à une « foi aveugle ». Mais Paul souligne que les croyants sont choisis par Dieu (</w:t>
       </w:r>
-      <w:hyperlink r:id="rId53">
-        <w:r>
-          <w:rPr>
-            <w:lang w:val="fr_FR" w:bidi="fr_FR"/>
-          </w:rPr>
-          <w:rPr>
-            <w:color w:val="0000EE"/>
-            <w:u w:val="single"/>
-          </w:rPr>
-          <w:t>1.4</w:t>
-        </w:r>
-      </w:hyperlink>
+      <w:r>
+        <w:rPr>
+          <w:lang w:val="fr_FR" w:bidi="fr_FR"/>
+        </w:rPr>
+        <w:t>1.4</w:t>
+      </w:r>
       <w:r>
         <w:rPr>
           <w:lang w:val="fr_FR" w:bidi="fr_FR"/>
         </w:rPr>
         <w:t>) et que la Bonne Nouvelle est le message divin et le témoignage de la puissance de Dieu (</w:t>
       </w:r>
-      <w:hyperlink r:id="rId54">
-        <w:r>
-          <w:rPr>
-            <w:lang w:val="fr_FR" w:bidi="fr_FR"/>
-          </w:rPr>
-          <w:rPr>
-            <w:color w:val="0000EE"/>
-            <w:u w:val="single"/>
-          </w:rPr>
-          <w:t>1.5</w:t>
-        </w:r>
-      </w:hyperlink>
+      <w:r>
+        <w:rPr>
+          <w:lang w:val="fr_FR" w:bidi="fr_FR"/>
+        </w:rPr>
+        <w:t>1.5</w:t>
+      </w:r>
       <w:r>
         <w:rPr>
           <w:lang w:val="fr_FR" w:bidi="fr_FR"/>
         </w:rPr>
         <w:t>). Lorsque les gens reçoivent ce message, il continue à agir puissamment en eux (</w:t>
       </w:r>
-      <w:hyperlink r:id="rId27">
-        <w:r>
-          <w:rPr>
-            <w:lang w:val="fr_FR" w:bidi="fr_FR"/>
-          </w:rPr>
-          <w:rPr>
-            <w:color w:val="0000EE"/>
-            <w:u w:val="single"/>
-          </w:rPr>
-          <w:t>2.13</w:t>
-        </w:r>
-      </w:hyperlink>
+      <w:r>
+        <w:rPr>
+          <w:lang w:val="fr_FR" w:bidi="fr_FR"/>
+        </w:rPr>
+        <w:t>2.13</w:t>
+      </w:r>
       <w:r>
         <w:rPr>
           <w:lang w:val="fr_FR" w:bidi="fr_FR"/>
         </w:rPr>
         <w:t>). Une conversion authentique signifie se tourner vers le vrai Dieu dans la repentance et le servir en attendant le retour de son Fils du ciel (</w:t>
       </w:r>
-      <w:hyperlink r:id="rId55">
-        <w:r>
-          <w:rPr>
-            <w:lang w:val="fr_FR" w:bidi="fr_FR"/>
-          </w:rPr>
-          <w:rPr>
-            <w:color w:val="0000EE"/>
-            <w:u w:val="single"/>
-          </w:rPr>
-          <w:t>1.9–10</w:t>
-        </w:r>
-      </w:hyperlink>
+      <w:r>
+        <w:rPr>
+          <w:lang w:val="fr_FR" w:bidi="fr_FR"/>
+        </w:rPr>
+        <w:t>1.9–10</w:t>
+      </w:r>
       <w:r>
         <w:rPr>
           <w:lang w:val="fr_FR" w:bidi="fr_FR"/>
@@ -1559,36 +1241,24 @@
         </w:rPr>
         <w:t xml:space="preserve"> (</w:t>
       </w:r>
-      <w:hyperlink r:id="rId56">
-        <w:r>
-          <w:rPr>
-            <w:lang w:val="fr_FR" w:bidi="fr_FR"/>
-          </w:rPr>
-          <w:rPr>
-            <w:color w:val="0000EE"/>
-            <w:u w:val="single"/>
-          </w:rPr>
-          <w:t>3.8</w:t>
-        </w:r>
-      </w:hyperlink>
+      <w:r>
+        <w:rPr>
+          <w:lang w:val="fr_FR" w:bidi="fr_FR"/>
+        </w:rPr>
+        <w:t>3.8</w:t>
+      </w:r>
       <w:r>
         <w:rPr>
           <w:lang w:val="fr_FR" w:bidi="fr_FR"/>
         </w:rPr>
         <w:t xml:space="preserve">, </w:t>
       </w:r>
-      <w:hyperlink r:id="rId57">
-        <w:r>
-          <w:rPr>
-            <w:lang w:val="fr_FR" w:bidi="fr_FR"/>
-          </w:rPr>
-          <w:rPr>
-            <w:color w:val="0000EE"/>
-            <w:u w:val="single"/>
-          </w:rPr>
-          <w:t>13</w:t>
-        </w:r>
-      </w:hyperlink>
+      <w:r>
+        <w:rPr>
+          <w:lang w:val="fr_FR" w:bidi="fr_FR"/>
+        </w:rPr>
+        <w:t>13</w:t>
+      </w:r>
       <w:r>
         <w:rPr>
           <w:lang w:val="fr_FR" w:bidi="fr_FR"/>
@@ -1615,126 +1285,84 @@
         </w:rPr>
         <w:t xml:space="preserve"> (</w:t>
       </w:r>
-      <w:hyperlink r:id="rId58">
-        <w:r>
-          <w:rPr>
-            <w:lang w:val="fr_FR" w:bidi="fr_FR"/>
-          </w:rPr>
-          <w:rPr>
-            <w:color w:val="0000EE"/>
-            <w:u w:val="single"/>
-          </w:rPr>
-          <w:t>4.3–8</w:t>
-        </w:r>
-      </w:hyperlink>
+      <w:r>
+        <w:rPr>
+          <w:lang w:val="fr_FR" w:bidi="fr_FR"/>
+        </w:rPr>
+        <w:t>4.3–8</w:t>
+      </w:r>
       <w:r>
         <w:rPr>
           <w:lang w:val="fr_FR" w:bidi="fr_FR"/>
         </w:rPr>
         <w:t>). Ils ne comprenaient pas non plus que leur croyance en la résurrection du Christ était leur source d’espoir face à la dure réalité de la mort (</w:t>
       </w:r>
-      <w:hyperlink r:id="rId37">
-        <w:r>
-          <w:rPr>
-            <w:lang w:val="fr_FR" w:bidi="fr_FR"/>
-          </w:rPr>
-          <w:rPr>
-            <w:color w:val="0000EE"/>
-            <w:u w:val="single"/>
-          </w:rPr>
-          <w:t>4.13–18</w:t>
-        </w:r>
-      </w:hyperlink>
+      <w:r>
+        <w:rPr>
+          <w:lang w:val="fr_FR" w:bidi="fr_FR"/>
+        </w:rPr>
+        <w:t>4.13–18</w:t>
+      </w:r>
       <w:r>
         <w:rPr>
           <w:lang w:val="fr_FR" w:bidi="fr_FR"/>
         </w:rPr>
         <w:t>). Ils ne savaient pas quand le Christ reviendrait (</w:t>
       </w:r>
-      <w:hyperlink r:id="rId38">
-        <w:r>
-          <w:rPr>
-            <w:lang w:val="fr_FR" w:bidi="fr_FR"/>
-          </w:rPr>
-          <w:rPr>
-            <w:color w:val="0000EE"/>
-            <w:u w:val="single"/>
-          </w:rPr>
-          <w:t>5.1–11</w:t>
-        </w:r>
-      </w:hyperlink>
+      <w:r>
+        <w:rPr>
+          <w:lang w:val="fr_FR" w:bidi="fr_FR"/>
+        </w:rPr>
+        <w:t>5.1–11</w:t>
+      </w:r>
       <w:r>
         <w:rPr>
           <w:lang w:val="fr_FR" w:bidi="fr_FR"/>
         </w:rPr>
         <w:t>). Certains dans l’Église ne tenaient pas compte de l’enseignement de Paul sur le travail (</w:t>
       </w:r>
-      <w:hyperlink r:id="rId59">
-        <w:r>
-          <w:rPr>
-            <w:lang w:val="fr_FR" w:bidi="fr_FR"/>
-          </w:rPr>
-          <w:rPr>
-            <w:color w:val="0000EE"/>
-            <w:u w:val="single"/>
-          </w:rPr>
-          <w:t>4.11</w:t>
-        </w:r>
-      </w:hyperlink>
+      <w:r>
+        <w:rPr>
+          <w:lang w:val="fr_FR" w:bidi="fr_FR"/>
+        </w:rPr>
+        <w:t>4.11</w:t>
+      </w:r>
       <w:r>
         <w:rPr>
           <w:lang w:val="fr_FR" w:bidi="fr_FR"/>
         </w:rPr>
         <w:t xml:space="preserve"> ; </w:t>
       </w:r>
-      <w:hyperlink r:id="rId35">
-        <w:r>
-          <w:rPr>
-            <w:lang w:val="fr_FR" w:bidi="fr_FR"/>
-          </w:rPr>
-          <w:rPr>
-            <w:color w:val="0000EE"/>
-            <w:u w:val="single"/>
-          </w:rPr>
-          <w:t>5.14</w:t>
-        </w:r>
-      </w:hyperlink>
+      <w:r>
+        <w:rPr>
+          <w:lang w:val="fr_FR" w:bidi="fr_FR"/>
+        </w:rPr>
+        <w:t>5.14</w:t>
+      </w:r>
       <w:r>
         <w:rPr>
           <w:lang w:val="fr_FR" w:bidi="fr_FR"/>
         </w:rPr>
         <w:t>), et d’autres ne respectaient pas correctement les nouveaux dirigeants de l’Église (</w:t>
       </w:r>
-      <w:hyperlink r:id="rId39">
-        <w:r>
-          <w:rPr>
-            <w:lang w:val="fr_FR" w:bidi="fr_FR"/>
-          </w:rPr>
-          <w:rPr>
-            <w:color w:val="0000EE"/>
-            <w:u w:val="single"/>
-          </w:rPr>
-          <w:t>5.12–13</w:t>
-        </w:r>
-      </w:hyperlink>
+      <w:r>
+        <w:rPr>
+          <w:lang w:val="fr_FR" w:bidi="fr_FR"/>
+        </w:rPr>
+        <w:t>5.12–13</w:t>
+      </w:r>
       <w:r>
         <w:rPr>
           <w:lang w:val="fr_FR" w:bidi="fr_FR"/>
         </w:rPr>
         <w:t>). Enfin, certains Thessaloniciens réprimaient la prophétie dans l’Église (</w:t>
       </w:r>
-      <w:hyperlink r:id="rId40">
-        <w:r>
-          <w:rPr>
-            <w:lang w:val="fr_FR" w:bidi="fr_FR"/>
-          </w:rPr>
-          <w:rPr>
-            <w:color w:val="0000EE"/>
-            <w:u w:val="single"/>
-          </w:rPr>
-          <w:t>5.19–22</w:t>
-        </w:r>
-      </w:hyperlink>
+      <w:r>
+        <w:rPr>
+          <w:lang w:val="fr_FR" w:bidi="fr_FR"/>
+        </w:rPr>
+        <w:t>5.19–22</w:t>
+      </w:r>
       <w:r>
         <w:rPr>
           <w:lang w:val="fr_FR" w:bidi="fr_FR"/>
@@ -1761,54 +1389,36 @@
         </w:rPr>
         <w:t xml:space="preserve"> (</w:t>
       </w:r>
-      <w:hyperlink r:id="rId60">
-        <w:r>
-          <w:rPr>
-            <w:lang w:val="fr_FR" w:bidi="fr_FR"/>
-          </w:rPr>
-          <w:rPr>
-            <w:color w:val="0000EE"/>
-            <w:u w:val="single"/>
-          </w:rPr>
-          <w:t>3.10</w:t>
-        </w:r>
-      </w:hyperlink>
+      <w:r>
+        <w:rPr>
+          <w:lang w:val="fr_FR" w:bidi="fr_FR"/>
+        </w:rPr>
+        <w:t>3.10</w:t>
+      </w:r>
       <w:r>
         <w:rPr>
           <w:lang w:val="fr_FR" w:bidi="fr_FR"/>
         </w:rPr>
         <w:t>). En fin de compte, chaque dirigeant doit confier les croyants à l’œuvre de Dieu dans leur vie (</w:t>
       </w:r>
-      <w:hyperlink r:id="rId61">
-        <w:r>
-          <w:rPr>
-            <w:lang w:val="fr_FR" w:bidi="fr_FR"/>
-          </w:rPr>
-          <w:rPr>
-            <w:color w:val="0000EE"/>
-            <w:u w:val="single"/>
-          </w:rPr>
-          <w:t>5.23</w:t>
-        </w:r>
-      </w:hyperlink>
+      <w:r>
+        <w:rPr>
+          <w:lang w:val="fr_FR" w:bidi="fr_FR"/>
+        </w:rPr>
+        <w:t>5.23</w:t>
+      </w:r>
       <w:r>
         <w:rPr>
           <w:lang w:val="fr_FR" w:bidi="fr_FR"/>
         </w:rPr>
         <w:t>), car il est fidèle (</w:t>
       </w:r>
-      <w:hyperlink r:id="rId62">
-        <w:r>
-          <w:rPr>
-            <w:lang w:val="fr_FR" w:bidi="fr_FR"/>
-          </w:rPr>
-          <w:rPr>
-            <w:color w:val="0000EE"/>
-            <w:u w:val="single"/>
-          </w:rPr>
-          <w:t>5.24</w:t>
-        </w:r>
-      </w:hyperlink>
+      <w:r>
+        <w:rPr>
+          <w:lang w:val="fr_FR" w:bidi="fr_FR"/>
+        </w:rPr>
+        <w:t>5.24</w:t>
+      </w:r>
       <w:r>
         <w:rPr>
           <w:lang w:val="fr_FR" w:bidi="fr_FR"/>
